--- a/ML_Scholarship_Eligibility_Predictor_Documentation.docx
+++ b/ML_Scholarship_Eligibility_Predictor_Documentation.docx
@@ -65,7 +65,7 @@
         </w:rPr>
         <w:t xml:space="preserve">Repository: </w:t>
       </w:r>
-      <w:hyperlink w:history="1" r:id="rIdwog9rl1s9lqrulyjxj4fk">
+      <w:hyperlink w:history="1" r:id="rIdfufvax2r2dv8ctzqrrgnz">
         <w:r>
           <w:rPr>
             <w:rFonts w:ascii="Calibri" w:cs="Calibri" w:eastAsia="Calibri" w:hAnsi="Calibri"/>
@@ -246,7 +246,7 @@
         </w:rPr>
         <w:t xml:space="preserve">GitHub repository: </w:t>
       </w:r>
-      <w:hyperlink w:history="1" r:id="rIddun5xbkrswngam15egqyy">
+      <w:hyperlink w:history="1" r:id="rIde2xxmwd5s1yiezrsj3kis">
         <w:r>
           <w:rPr>
             <w:rFonts w:ascii="Calibri" w:cs="Calibri" w:eastAsia="Calibri" w:hAnsi="Calibri"/>
@@ -274,7 +274,7 @@
           <w:sz w:val="22"/>
           <w:szCs w:val="22"/>
         </w:rPr>
-        <w:t xml:space="preserve">All development happened on the feature branch claude/ml-scholarship-predictor-lz3euc, shipped to the main branch through four pull requests (see Section 11), each reviewed, tested locally, and squash-merged.</w:t>
+        <w:t xml:space="preserve">All development happened on the feature branch claude/ml-scholarship-predictor-lz3euc, shipped to the main branch through eight pull requests (see Section 12), each reviewed, tested locally, and squash-merged.</w:t>
       </w:r>
     </w:p>
     <w:p>
@@ -331,7 +331,7 @@
           <w:sz w:val="22"/>
           <w:szCs w:val="22"/>
         </w:rPr>
-        <w:t xml:space="preserve">The project was built iteratively across five phases, each driven by a specific request and each ending in a tested, merged pull request. This section tells that story in order.</w:t>
+        <w:t xml:space="preserve">The project was built iteratively across eight phases, each driven by a specific request and each ending in a tested, merged pull request. This section tells that story in order.</w:t>
       </w:r>
     </w:p>
     <w:p>
@@ -821,7 +821,7 @@
         </w:rPr>
         <w:t xml:space="preserve">Design canvas: </w:t>
       </w:r>
-      <w:hyperlink w:history="1" r:id="rIdp4aeb7ujw-kry-7djsfpv">
+      <w:hyperlink w:history="1" r:id="rIdyhtpu8cj_mcgkc8jghwi6">
         <w:r>
           <w:rPr>
             <w:rFonts w:ascii="Calibri" w:cs="Calibri" w:eastAsia="Calibri" w:hAnsi="Calibri"/>
@@ -895,7 +895,239 @@
           <w:sz w:val="22"/>
           <w:szCs w:val="22"/>
         </w:rPr>
-        <w:t xml:space="preserve">While opening the pull request, GitHub reported a merge conflict. This was a false conflict caused by git history divergence from earlier squash-merges (the local branch still carried its own pre-squash commit history, which no longer matched main's condensed history) rather than any real content disagreement. It was resolved by resetting the branch onto the latest main and cherry-picking just the redesign commit, which applied cleanly with zero real conflicts. Shipped as Pull Request #4.</w:t>
+        <w:t xml:space="preserve">While opening the pull request, GitHub reported a merge conflict. This was a false conflict caused by git history divergence from earlier squash-merges (the local branch still carried its own pre-squash commit history, which no longer matched main's condensed history) rather than any real content disagreement. It was resolved by resetting the branch onto the latest main and cherry-picking just the redesign commit, which applied cleanly with zero real conflicts. Shipped as Pull Request #4. This same false-conflict pattern recurred on every later pull request in this project and was resolved the same way each time — reset the branch onto the latest main, cherry-pick just the new commit, force-push.</w:t>
+      </w:r>
+    </w:p>
+    <w:p>
+      <w:pPr>
+        <w:pStyle w:val="Heading2"/>
+        <w:spacing w:after="140" w:before="300"/>
+      </w:pPr>
+      <w:r>
+        <w:t xml:space="preserve">Phase 6 — Full Project Documentation</w:t>
+      </w:r>
+    </w:p>
+    <w:p>
+      <w:pPr>
+        <w:spacing w:after="160" w:line="300"/>
+      </w:pPr>
+      <w:r>
+        <w:rPr>
+          <w:rFonts w:ascii="Calibri" w:cs="Calibri" w:eastAsia="Calibri" w:hAnsi="Calibri"/>
+          <w:b w:val="false"/>
+          <w:bCs w:val="false"/>
+          <w:i w:val="false"/>
+          <w:iCs w:val="false"/>
+          <w:color w:val="1F2430"/>
+          <w:sz w:val="22"/>
+          <w:szCs w:val="22"/>
+        </w:rPr>
+        <w:t xml:space="preserve">The user asked for a single document capturing “100 percent everything about this project” — the full build, the tools used, and the development process — to use as source material for their own external documentation and presentation. This report (the document you are reading) was produced from that request: a Node.js script using the docx library assembled a structured Word document covering project overview, this timeline, the tech stack, dataset sourcing, the modeling methodology, and more, which was schema-validated against the official OOXML XSD before delivery. Shipped as Pull Request #5.</w:t>
+      </w:r>
+    </w:p>
+    <w:p>
+      <w:pPr>
+        <w:pStyle w:val="Heading2"/>
+        <w:spacing w:after="140" w:before="300"/>
+      </w:pPr>
+      <w:r>
+        <w:t xml:space="preserve">Phase 7 — Live Scholarship Opportunities Page</w:t>
+      </w:r>
+    </w:p>
+    <w:p>
+      <w:pPr>
+        <w:spacing w:after="160" w:line="300"/>
+      </w:pPr>
+      <w:r>
+        <w:rPr>
+          <w:rFonts w:ascii="Calibri" w:cs="Calibri" w:eastAsia="Calibri" w:hAnsi="Calibri"/>
+          <w:b w:val="false"/>
+          <w:bCs w:val="false"/>
+          <w:i w:val="false"/>
+          <w:iCs w:val="false"/>
+          <w:color w:val="1F2430"/>
+          <w:sz w:val="22"/>
+          <w:szCs w:val="22"/>
+        </w:rPr>
+        <w:t xml:space="preserve">The user asked for a second page showing the latest real scholarship opportunities from around the world, filterable, with links to apply — essentially a small web scraper feature bolted onto the existing site. This was built as:</w:t>
+      </w:r>
+    </w:p>
+    <w:p>
+      <w:pPr>
+        <w:pStyle w:val="ListParagraph"/>
+        <w:numPr>
+          <w:ilvl w:val="0"/>
+          <w:numId w:val="2"/>
+        </w:numPr>
+        <w:spacing w:after="90" w:line="290"/>
+      </w:pPr>
+      <w:r>
+        <w:rPr>
+          <w:rFonts w:ascii="Calibri" w:cs="Calibri" w:eastAsia="Calibri" w:hAnsi="Calibri"/>
+          <w:b w:val="false"/>
+          <w:bCs w:val="false"/>
+          <w:i w:val="false"/>
+          <w:iCs w:val="false"/>
+          <w:color w:val="1F2430"/>
+          <w:sz w:val="22"/>
+          <w:szCs w:val="22"/>
+        </w:rPr>
+        <w:t xml:space="preserve">src/scholarship_scraper.py — fetches public RSS feeds (never raw HTML) from a small, editable list of global scholarship-news sites, normalizes each entry, and extracts best-effort study-level, region, “fully funded”, and deadline tags from the title/summary text via keyword and regex matching.</w:t>
+      </w:r>
+    </w:p>
+    <w:p>
+      <w:pPr>
+        <w:pStyle w:val="ListParagraph"/>
+        <w:numPr>
+          <w:ilvl w:val="0"/>
+          <w:numId w:val="2"/>
+        </w:numPr>
+        <w:spacing w:after="90" w:line="290"/>
+      </w:pPr>
+      <w:r>
+        <w:rPr>
+          <w:rFonts w:ascii="Calibri" w:cs="Calibri" w:eastAsia="Calibri" w:hAnsi="Calibri"/>
+          <w:b w:val="false"/>
+          <w:bCs w:val="false"/>
+          <w:i w:val="false"/>
+          <w:iCs w:val="false"/>
+          <w:color w:val="1F2430"/>
+          <w:sz w:val="22"/>
+          <w:szCs w:val="22"/>
+        </w:rPr>
+        <w:t xml:space="preserve">A new /opportunities Flask route and template with a filter form (search text, study level, region, fully-funded-only) applied server-side via query parameters, so filtered views are linkable.</w:t>
+      </w:r>
+    </w:p>
+    <w:p>
+      <w:pPr>
+        <w:pStyle w:val="ListParagraph"/>
+        <w:numPr>
+          <w:ilvl w:val="0"/>
+          <w:numId w:val="2"/>
+        </w:numPr>
+        <w:spacing w:after="90" w:line="290"/>
+      </w:pPr>
+      <w:r>
+        <w:rPr>
+          <w:rFonts w:ascii="Calibri" w:cs="Calibri" w:eastAsia="Calibri" w:hAnsi="Calibri"/>
+          <w:b w:val="false"/>
+          <w:bCs w:val="false"/>
+          <w:i w:val="false"/>
+          <w:iCs w:val="false"/>
+          <w:color w:val="1F2430"/>
+          <w:sz w:val="22"/>
+          <w:szCs w:val="22"/>
+        </w:rPr>
+        <w:t xml:space="preserve">Results are cached to data/opportunities_cache.json for 12 hours so the page stays fast and doesn't repeatedly hit the source sites, with a manual “Refresh now” option and a graceful fallback to the last good cache (or a friendly message) if a fetch fails, instead of crashing.</w:t>
+      </w:r>
+    </w:p>
+    <w:p>
+      <w:pPr>
+        <w:spacing w:after="160" w:line="300"/>
+      </w:pPr>
+      <w:r>
+        <w:rPr>
+          <w:rFonts w:ascii="Calibri" w:cs="Calibri" w:eastAsia="Calibri" w:hAnsi="Calibri"/>
+          <w:b w:val="false"/>
+          <w:bCs w:val="false"/>
+          <w:i w:val="false"/>
+          <w:iCs w:val="false"/>
+          <w:color w:val="1F2430"/>
+          <w:sz w:val="22"/>
+          <w:szCs w:val="22"/>
+        </w:rPr>
+        <w:t xml:space="preserve">A key constraint surfaced immediately: this development sandbox's own network policy blocks outbound requests to arbitrary external sites, so the scraper's live network calls could not be tested directly from within the coding session. The parsing, filtering, caching, and rendering pipeline was instead verified end-to-end against a local mock RSS feed on loopback (which is not subject to that restriction), and the network-failure path was confirmed to degrade gracefully rather than crash. Shipped as Pull Request #6, with the explicit caveat to the user that live scraping against the real sites could only be confirmed after deploying to Render, which has normal internet access.</w:t>
+      </w:r>
+    </w:p>
+    <w:p>
+      <w:pPr>
+        <w:pStyle w:val="Heading2"/>
+        <w:spacing w:after="140" w:before="300"/>
+      </w:pPr>
+      <w:r>
+        <w:t xml:space="preserve">Phase 8 — Debugging the Live Scraper from Render Logs</w:t>
+      </w:r>
+    </w:p>
+    <w:p>
+      <w:pPr>
+        <w:spacing w:after="160" w:line="300"/>
+      </w:pPr>
+      <w:r>
+        <w:rPr>
+          <w:rFonts w:ascii="Calibri" w:cs="Calibri" w:eastAsia="Calibri" w:hAnsi="Calibri"/>
+          <w:b w:val="false"/>
+          <w:bCs w:val="false"/>
+          <w:i w:val="false"/>
+          <w:iCs w:val="false"/>
+          <w:color w:val="1F2430"/>
+          <w:sz w:val="22"/>
+          <w:szCs w:val="22"/>
+        </w:rPr>
+        <w:t xml:space="preserve">After deploying Pull Request #6, the user reported the Opportunities page came back empty. Because the sandbox couldn't reach the real sites itself, this was debugged entirely from Render's own production logs, pasted back by the user across two rounds:</w:t>
+      </w:r>
+    </w:p>
+    <w:p>
+      <w:pPr>
+        <w:pStyle w:val="ListParagraph"/>
+        <w:numPr>
+          <w:ilvl w:val="0"/>
+          <w:numId w:val="2"/>
+        </w:numPr>
+        <w:spacing w:after="90" w:line="290"/>
+      </w:pPr>
+      <w:r>
+        <w:rPr>
+          <w:rFonts w:ascii="Calibri" w:cs="Calibri" w:eastAsia="Calibri" w:hAnsi="Calibri"/>
+          <w:b w:val="false"/>
+          <w:bCs w:val="false"/>
+          <w:i w:val="false"/>
+          <w:iCs w:val="false"/>
+          <w:color w:val="1F2430"/>
+          <w:sz w:val="22"/>
+          <w:szCs w:val="22"/>
+        </w:rPr>
+        <w:t xml:space="preserve">Round 1 diagnosis: the logs showed one source (OpportunityDesk) explicitly skipped because its robots.txt disallows the /feed/ path, and a second source (Scholars4Dev) failing with no reason logged at all. Pull Request #7 replaced the dead source with two new candidates and added detailed diagnostic logging (HTTP status, content-type, redirects, feed-parser malformed-feed warnings, and raw-vs-usable entry counts) so the next round of logs would be conclusive, and switched to a realistic browser User-Agent string.</w:t>
+      </w:r>
+    </w:p>
+    <w:p>
+      <w:pPr>
+        <w:pStyle w:val="ListParagraph"/>
+        <w:numPr>
+          <w:ilvl w:val="0"/>
+          <w:numId w:val="2"/>
+        </w:numPr>
+        <w:spacing w:after="90" w:line="290"/>
+      </w:pPr>
+      <w:r>
+        <w:rPr>
+          <w:rFonts w:ascii="Calibri" w:cs="Calibri" w:eastAsia="Calibri" w:hAnsi="Calibri"/>
+          <w:b w:val="false"/>
+          <w:bCs w:val="false"/>
+          <w:i w:val="false"/>
+          <w:iCs w:val="false"/>
+          <w:color w:val="1F2430"/>
+          <w:sz w:val="22"/>
+          <w:szCs w:val="22"/>
+        </w:rPr>
+        <w:t xml:space="preserve">Round 2 diagnosis: the improved logs showed two of the three sources being skipped as “disallowed by robots.txt”, and the third (Scholars4Dev) still parsing successfully with zero entries and no error. This exposed a design mistake: robots.txt governs how search-engine crawlers index a site's pages, and by long-standing internet convention does not govern RSS feed consumption — no mainstream feed reader (Feedly, Inoreader, podcast apps, etc.) checks robots.txt before fetching a feed a site itself publishes for syndication; a generic “Disallow: /feed/” is standard SEO boilerplate aimed at stopping search engines from indexing feed pages as duplicate content, not a signal aimed at feed readers. Pull Request #8 removed that gate entirely, restored the source it had wrongly excluded, and added a raw-response-body diagnostic for the still-unexplained empty-feed case.</w:t>
+      </w:r>
+    </w:p>
+    <w:p>
+      <w:pPr>
+        <w:spacing w:after="160" w:line="300"/>
+      </w:pPr>
+      <w:r>
+        <w:rPr>
+          <w:rFonts w:ascii="Calibri" w:cs="Calibri" w:eastAsia="Calibri" w:hAnsi="Calibri"/>
+          <w:b w:val="false"/>
+          <w:bCs w:val="false"/>
+          <w:i w:val="false"/>
+          <w:iCs w:val="false"/>
+          <w:color w:val="1F2430"/>
+          <w:sz w:val="22"/>
+          <w:szCs w:val="22"/>
+        </w:rPr>
+        <w:t xml:space="preserve">As of this document, Pull Request #8 has been merged and deployed; confirming real listings appear in production was the next step handed back to the user.</w:t>
       </w:r>
     </w:p>
     <w:p>
@@ -1678,7 +1910,7 @@
                 <w:sz w:val="20"/>
                 <w:szCs w:val="20"/>
               </w:rPr>
-              <w:t xml:space="preserve">Hosting</w:t>
+              <w:t xml:space="preserve">HTTP client</w:t>
             </w:r>
           </w:p>
         </w:tc>
@@ -1707,7 +1939,7 @@
                 <w:sz w:val="20"/>
                 <w:szCs w:val="20"/>
               </w:rPr>
-              <w:t xml:space="preserve">Render.com free tier</w:t>
+              <w:t xml:space="preserve">requests 2.33.1 — fetches RSS feeds for the Opportunities page</w:t>
             </w:r>
           </w:p>
         </w:tc>
@@ -1737,7 +1969,7 @@
                 <w:sz w:val="20"/>
                 <w:szCs w:val="20"/>
               </w:rPr>
-              <w:t xml:space="preserve">Version control</w:t>
+              <w:t xml:space="preserve">Feed parsing</w:t>
             </w:r>
           </w:p>
         </w:tc>
@@ -1765,7 +1997,7 @@
                 <w:sz w:val="20"/>
                 <w:szCs w:val="20"/>
               </w:rPr>
-              <w:t xml:space="preserve">Git + GitHub (Tobinioluwa/ML-Scholarship-Eligibility-Predictor)</w:t>
+              <w:t xml:space="preserve">feedparser 6.0.14 — parses RSS/Atom feeds into normalized entries</w:t>
             </w:r>
           </w:p>
         </w:tc>
@@ -1796,7 +2028,7 @@
                 <w:sz w:val="20"/>
                 <w:szCs w:val="20"/>
               </w:rPr>
-              <w:t xml:space="preserve">Collaboration workflow</w:t>
+              <w:t xml:space="preserve">Hosting</w:t>
             </w:r>
           </w:p>
         </w:tc>
@@ -1825,7 +2057,7 @@
                 <w:sz w:val="20"/>
                 <w:szCs w:val="20"/>
               </w:rPr>
-              <w:t xml:space="preserve">GitHub Pull Requests — 4 PRs, all squash-merged into main</w:t>
+              <w:t xml:space="preserve">Render.com free tier</w:t>
             </w:r>
           </w:p>
         </w:tc>
@@ -1855,7 +2087,7 @@
                 <w:sz w:val="20"/>
                 <w:szCs w:val="20"/>
               </w:rPr>
-              <w:t xml:space="preserve">AI coding assistant</w:t>
+              <w:t xml:space="preserve">Version control</w:t>
             </w:r>
           </w:p>
         </w:tc>
@@ -1883,7 +2115,7 @@
                 <w:sz w:val="20"/>
                 <w:szCs w:val="20"/>
               </w:rPr>
-              <w:t xml:space="preserve">Claude Code — wrote the codebase, ran and tested commands locally, generated the dataset &amp; trained the model, committed/pushed, and opened &amp; merged the pull requests</w:t>
+              <w:t xml:space="preserve">Git + GitHub (Tobinioluwa/ML-Scholarship-Eligibility-Predictor)</w:t>
             </w:r>
           </w:p>
         </w:tc>
@@ -1914,7 +2146,7 @@
                 <w:sz w:val="20"/>
                 <w:szCs w:val="20"/>
               </w:rPr>
-              <w:t xml:space="preserve">AI design tool</w:t>
+              <w:t xml:space="preserve">Collaboration workflow</w:t>
             </w:r>
           </w:p>
         </w:tc>
@@ -1943,7 +2175,7 @@
                 <w:sz w:val="20"/>
                 <w:szCs w:val="20"/>
               </w:rPr>
-              <w:t xml:space="preserve">Claude Design — used to draft the homepage mockup as a design canvas before implementation</w:t>
+              <w:t xml:space="preserve">GitHub Pull Requests — 8 PRs, all squash-merged into main</w:t>
             </w:r>
           </w:p>
         </w:tc>
@@ -1973,7 +2205,7 @@
                 <w:sz w:val="20"/>
                 <w:szCs w:val="20"/>
               </w:rPr>
-              <w:t xml:space="preserve">Underlying model</w:t>
+              <w:t xml:space="preserve">AI coding assistant</w:t>
             </w:r>
           </w:p>
         </w:tc>
@@ -2001,7 +2233,7 @@
                 <w:sz w:val="20"/>
                 <w:szCs w:val="20"/>
               </w:rPr>
-              <w:t xml:space="preserve">Claude Sonnet 5, running inside Claude Code, produced the entire codebase, the homepage design, and this document</w:t>
+              <w:t xml:space="preserve">Claude Code — wrote the codebase, ran and tested commands locally, generated the dataset &amp; trained the model, committed/pushed, opened &amp; merged the pull requests, and diagnosed live production bugs from Render logs</w:t>
             </w:r>
           </w:p>
         </w:tc>
@@ -2032,7 +2264,7 @@
                 <w:sz w:val="20"/>
                 <w:szCs w:val="20"/>
               </w:rPr>
-              <w:t xml:space="preserve">Research tooling</w:t>
+              <w:t xml:space="preserve">AI design tool</w:t>
             </w:r>
           </w:p>
         </w:tc>
@@ -2061,7 +2293,125 @@
                 <w:sz w:val="20"/>
                 <w:szCs w:val="20"/>
               </w:rPr>
-              <w:t xml:space="preserve">Web search, used to locate and verify (via live HTTP checks) real, license-clear, no-login datasets</w:t>
+              <w:t xml:space="preserve">Claude Design — used to draft the homepage mockup as a design canvas before implementation</w:t>
+            </w:r>
+          </w:p>
+        </w:tc>
+      </w:tr>
+      <w:tr>
+        <w:tc>
+          <w:tcPr>
+            <w:tcW w:type="dxa" w:w="3200"/>
+            <w:tcMar>
+              <w:top w:type="dxa" w:w="90"/>
+              <w:left w:type="dxa" w:w="120"/>
+              <w:bottom w:type="dxa" w:w="90"/>
+              <w:right w:type="dxa" w:w="120"/>
+            </w:tcMar>
+            <w:vAlign w:val="center"/>
+          </w:tcPr>
+          <w:p>
+            <w:pPr>
+              <w:spacing w:after="0"/>
+            </w:pPr>
+            <w:r>
+              <w:rPr>
+                <w:rFonts w:ascii="Calibri" w:cs="Calibri" w:eastAsia="Calibri" w:hAnsi="Calibri"/>
+                <w:b w:val="false"/>
+                <w:bCs w:val="false"/>
+                <w:color w:val="1F2430"/>
+                <w:sz w:val="20"/>
+                <w:szCs w:val="20"/>
+              </w:rPr>
+              <w:t xml:space="preserve">Underlying model</w:t>
+            </w:r>
+          </w:p>
+        </w:tc>
+        <w:tc>
+          <w:tcPr>
+            <w:tcW w:type="dxa" w:w="6100"/>
+            <w:tcMar>
+              <w:top w:type="dxa" w:w="90"/>
+              <w:left w:type="dxa" w:w="120"/>
+              <w:bottom w:type="dxa" w:w="90"/>
+              <w:right w:type="dxa" w:w="120"/>
+            </w:tcMar>
+            <w:vAlign w:val="center"/>
+          </w:tcPr>
+          <w:p>
+            <w:pPr>
+              <w:spacing w:after="0"/>
+            </w:pPr>
+            <w:r>
+              <w:rPr>
+                <w:rFonts w:ascii="Calibri" w:cs="Calibri" w:eastAsia="Calibri" w:hAnsi="Calibri"/>
+                <w:b w:val="false"/>
+                <w:bCs w:val="false"/>
+                <w:color w:val="1F2430"/>
+                <w:sz w:val="20"/>
+                <w:szCs w:val="20"/>
+              </w:rPr>
+              <w:t xml:space="preserve">Claude Sonnet 5, running inside Claude Code, produced the entire codebase, the homepage design, and this document</w:t>
+            </w:r>
+          </w:p>
+        </w:tc>
+      </w:tr>
+      <w:tr>
+        <w:tc>
+          <w:tcPr>
+            <w:tcW w:type="dxa" w:w="3200"/>
+            <w:shd w:fill="F7F7FA" w:val="clear"/>
+            <w:tcMar>
+              <w:top w:type="dxa" w:w="90"/>
+              <w:left w:type="dxa" w:w="120"/>
+              <w:bottom w:type="dxa" w:w="90"/>
+              <w:right w:type="dxa" w:w="120"/>
+            </w:tcMar>
+            <w:vAlign w:val="center"/>
+          </w:tcPr>
+          <w:p>
+            <w:pPr>
+              <w:spacing w:after="0"/>
+            </w:pPr>
+            <w:r>
+              <w:rPr>
+                <w:rFonts w:ascii="Calibri" w:cs="Calibri" w:eastAsia="Calibri" w:hAnsi="Calibri"/>
+                <w:b w:val="false"/>
+                <w:bCs w:val="false"/>
+                <w:color w:val="1F2430"/>
+                <w:sz w:val="20"/>
+                <w:szCs w:val="20"/>
+              </w:rPr>
+              <w:t xml:space="preserve">Research tooling</w:t>
+            </w:r>
+          </w:p>
+        </w:tc>
+        <w:tc>
+          <w:tcPr>
+            <w:tcW w:type="dxa" w:w="6100"/>
+            <w:shd w:fill="F7F7FA" w:val="clear"/>
+            <w:tcMar>
+              <w:top w:type="dxa" w:w="90"/>
+              <w:left w:type="dxa" w:w="120"/>
+              <w:bottom w:type="dxa" w:w="90"/>
+              <w:right w:type="dxa" w:w="120"/>
+            </w:tcMar>
+            <w:vAlign w:val="center"/>
+          </w:tcPr>
+          <w:p>
+            <w:pPr>
+              <w:spacing w:after="0"/>
+            </w:pPr>
+            <w:r>
+              <w:rPr>
+                <w:rFonts w:ascii="Calibri" w:cs="Calibri" w:eastAsia="Calibri" w:hAnsi="Calibri"/>
+                <w:b w:val="false"/>
+                <w:bCs w:val="false"/>
+                <w:color w:val="1F2430"/>
+                <w:sz w:val="20"/>
+                <w:szCs w:val="20"/>
+              </w:rPr>
+              <w:t xml:space="preserve">Web search, used to locate and verify (via live HTTP checks) real, license-clear, no-login datasets and RSS feed sources</w:t>
             </w:r>
           </w:p>
         </w:tc>
@@ -5937,7 +6287,7 @@
           <w:sz w:val="22"/>
           <w:szCs w:val="22"/>
         </w:rPr>
-        <w:t xml:space="preserve">app.py is a small Flask application with three routes:</w:t>
+        <w:t xml:space="preserve">app.py is a small Flask application with four routes:</w:t>
       </w:r>
     </w:p>
     <w:tbl>
@@ -6307,6 +6657,95 @@
           </w:p>
         </w:tc>
       </w:tr>
+      <w:tr>
+        <w:tc>
+          <w:tcPr>
+            <w:tcW w:type="dxa" w:w="2000"/>
+            <w:shd w:fill="F7F7FA" w:val="clear"/>
+            <w:tcMar>
+              <w:top w:type="dxa" w:w="90"/>
+              <w:left w:type="dxa" w:w="120"/>
+              <w:bottom w:type="dxa" w:w="90"/>
+              <w:right w:type="dxa" w:w="120"/>
+            </w:tcMar>
+            <w:vAlign w:val="center"/>
+          </w:tcPr>
+          <w:p>
+            <w:pPr>
+              <w:spacing w:after="0"/>
+            </w:pPr>
+            <w:r>
+              <w:rPr>
+                <w:rFonts w:ascii="Calibri" w:cs="Calibri" w:eastAsia="Calibri" w:hAnsi="Calibri"/>
+                <w:b w:val="false"/>
+                <w:bCs w:val="false"/>
+                <w:color w:val="1F2430"/>
+                <w:sz w:val="20"/>
+                <w:szCs w:val="20"/>
+              </w:rPr>
+              <w:t xml:space="preserve">GET /opportunities</w:t>
+            </w:r>
+          </w:p>
+        </w:tc>
+        <w:tc>
+          <w:tcPr>
+            <w:tcW w:type="dxa" w:w="1800"/>
+            <w:shd w:fill="F7F7FA" w:val="clear"/>
+            <w:tcMar>
+              <w:top w:type="dxa" w:w="90"/>
+              <w:left w:type="dxa" w:w="120"/>
+              <w:bottom w:type="dxa" w:w="90"/>
+              <w:right w:type="dxa" w:w="120"/>
+            </w:tcMar>
+            <w:vAlign w:val="center"/>
+          </w:tcPr>
+          <w:p>
+            <w:pPr>
+              <w:spacing w:after="0"/>
+            </w:pPr>
+            <w:r>
+              <w:rPr>
+                <w:rFonts w:ascii="Calibri" w:cs="Calibri" w:eastAsia="Calibri" w:hAnsi="Calibri"/>
+                <w:b w:val="false"/>
+                <w:bCs w:val="false"/>
+                <w:color w:val="1F2430"/>
+                <w:sz w:val="20"/>
+                <w:szCs w:val="20"/>
+              </w:rPr>
+              <w:t xml:space="preserve">opportunities()</w:t>
+            </w:r>
+          </w:p>
+        </w:tc>
+        <w:tc>
+          <w:tcPr>
+            <w:tcW w:type="dxa" w:w="5100"/>
+            <w:shd w:fill="F7F7FA" w:val="clear"/>
+            <w:tcMar>
+              <w:top w:type="dxa" w:w="90"/>
+              <w:left w:type="dxa" w:w="120"/>
+              <w:bottom w:type="dxa" w:w="90"/>
+              <w:right w:type="dxa" w:w="120"/>
+            </w:tcMar>
+            <w:vAlign w:val="center"/>
+          </w:tcPr>
+          <w:p>
+            <w:pPr>
+              <w:spacing w:after="0"/>
+            </w:pPr>
+            <w:r>
+              <w:rPr>
+                <w:rFonts w:ascii="Calibri" w:cs="Calibri" w:eastAsia="Calibri" w:hAnsi="Calibri"/>
+                <w:b w:val="false"/>
+                <w:bCs w:val="false"/>
+                <w:color w:val="1F2430"/>
+                <w:sz w:val="20"/>
+                <w:szCs w:val="20"/>
+              </w:rPr>
+              <w:t xml:space="preserve">Loads/refreshes the scholarship-listings cache (see Section 8), applies search/level/region/funded-only filters from query params, renders opportunities.html</w:t>
+            </w:r>
+          </w:p>
+        </w:tc>
+      </w:tr>
     </w:tbl>
     <w:p>
       <w:pPr>
@@ -6465,6 +6904,29 @@
           <w:szCs w:val="22"/>
         </w:rPr>
         <w:t xml:space="preserve">about.html — extends base.html; dataset table, methodology, metrics, charts, limitations</w:t>
+      </w:r>
+    </w:p>
+    <w:p>
+      <w:pPr>
+        <w:pStyle w:val="ListParagraph"/>
+        <w:numPr>
+          <w:ilvl w:val="0"/>
+          <w:numId w:val="2"/>
+        </w:numPr>
+        <w:spacing w:after="90" w:line="290"/>
+      </w:pPr>
+      <w:r>
+        <w:rPr>
+          <w:rFonts w:ascii="Calibri" w:cs="Calibri" w:eastAsia="Calibri" w:hAnsi="Calibri"/>
+          <w:b w:val="false"/>
+          <w:bCs w:val="false"/>
+          <w:i w:val="false"/>
+          <w:iCs w:val="false"/>
+          <w:color w:val="1F2430"/>
+          <w:sz w:val="22"/>
+          <w:szCs w:val="22"/>
+        </w:rPr>
+        <w:t xml:space="preserve">opportunities.html — extends base.html; filter form and result cards for live scholarship listings (Section 8)</w:t>
       </w:r>
     </w:p>
     <w:p>
@@ -6636,7 +7098,7 @@
           <w:sz w:val="19"/>
           <w:szCs w:val="19"/>
         </w:rPr>
-        <w:t xml:space="preserve">│   └── scholarship_data.csv      Built dataset: real rows + derived label</w:t>
+        <w:t xml:space="preserve">│   ├── scholarship_data.csv      Built dataset: real rows + derived label</w:t>
       </w:r>
       <w:r>
         <w:br/>
@@ -6649,7 +7111,7 @@
           <w:sz w:val="19"/>
           <w:szCs w:val="19"/>
         </w:rPr>
-        <w:t xml:space="preserve">├── src/</w:t>
+        <w:t xml:space="preserve">│   └── opportunities_cache.json  Scraped listings cache (generated, gitignored)</w:t>
       </w:r>
       <w:r>
         <w:br/>
@@ -6662,7 +7124,7 @@
           <w:sz w:val="19"/>
           <w:szCs w:val="19"/>
         </w:rPr>
-        <w:t xml:space="preserve">│   ├── prepare_dataset.py        Builds dataset from real data (Section 5)</w:t>
+        <w:t xml:space="preserve">├── src/</w:t>
       </w:r>
       <w:r>
         <w:br/>
@@ -6675,7 +7137,33 @@
           <w:sz w:val="19"/>
           <w:szCs w:val="19"/>
         </w:rPr>
-        <w:t xml:space="preserve">│   └── train_model.py            Trains, evaluates, saves the model</w:t>
+        <w:t xml:space="preserve">│   ├── prepare_dataset.py        Builds dataset from real data (Section 5)</w:t>
+      </w:r>
+      <w:r>
+        <w:br/>
+        <w:t xml:space="preserve"/>
+      </w:r>
+      <w:r>
+        <w:rPr>
+          <w:rFonts w:ascii="Consolas" w:cs="Consolas" w:eastAsia="Consolas" w:hAnsi="Consolas"/>
+          <w:color w:val="1F2430"/>
+          <w:sz w:val="19"/>
+          <w:szCs w:val="19"/>
+        </w:rPr>
+        <w:t xml:space="preserve">│   ├── train_model.py            Trains, evaluates, saves the model</w:t>
+      </w:r>
+      <w:r>
+        <w:br/>
+        <w:t xml:space="preserve"/>
+      </w:r>
+      <w:r>
+        <w:rPr>
+          <w:rFonts w:ascii="Consolas" w:cs="Consolas" w:eastAsia="Consolas" w:hAnsi="Consolas"/>
+          <w:color w:val="1F2430"/>
+          <w:sz w:val="19"/>
+          <w:szCs w:val="19"/>
+        </w:rPr>
+        <w:t xml:space="preserve">│   └── scholarship_scraper.py    Scrapes latest opportunities (Section 8)</w:t>
       </w:r>
       <w:r>
         <w:br/>
@@ -6778,7 +7266,392 @@
         <w:spacing w:after="200" w:before="420"/>
       </w:pPr>
       <w:r>
-        <w:t xml:space="preserve">8. UI/UX Design System</w:t>
+        <w:t xml:space="preserve">8. Live Scholarship Opportunities Feature</w:t>
+      </w:r>
+    </w:p>
+    <w:p>
+      <w:pPr>
+        <w:spacing w:after="160" w:line="300"/>
+      </w:pPr>
+      <w:r>
+        <w:rPr>
+          <w:rFonts w:ascii="Calibri" w:cs="Calibri" w:eastAsia="Calibri" w:hAnsi="Calibri"/>
+          <w:b w:val="false"/>
+          <w:bCs w:val="false"/>
+          <w:i w:val="false"/>
+          <w:iCs w:val="false"/>
+          <w:color w:val="1F2430"/>
+          <w:sz w:val="22"/>
+          <w:szCs w:val="22"/>
+        </w:rPr>
+        <w:t xml:space="preserve">A second page, /opportunities, shows currently open scholarships and fellowships pulled from public RSS feeds, with filters and a direct link to apply on each listing — independent of the eligibility-prediction model and its dataset.</w:t>
+      </w:r>
+    </w:p>
+    <w:p>
+      <w:pPr>
+        <w:pStyle w:val="Heading2"/>
+        <w:spacing w:after="140" w:before="300"/>
+      </w:pPr>
+      <w:r>
+        <w:t xml:space="preserve">8.1 Why RSS, and Why Not Just Scrape HTML</w:t>
+      </w:r>
+    </w:p>
+    <w:p>
+      <w:pPr>
+        <w:spacing w:after="160" w:line="300"/>
+      </w:pPr>
+      <w:r>
+        <w:rPr>
+          <w:rFonts w:ascii="Calibri" w:cs="Calibri" w:eastAsia="Calibri" w:hAnsi="Calibri"/>
+          <w:b w:val="false"/>
+          <w:bCs w:val="false"/>
+          <w:i w:val="false"/>
+          <w:iCs w:val="false"/>
+          <w:color w:val="1F2430"/>
+          <w:sz w:val="22"/>
+          <w:szCs w:val="22"/>
+        </w:rPr>
+        <w:t xml:space="preserve">src/scholarship_scraper.py fetches RSS feeds only, never raw HTML pages. RSS/Atom is a format explicitly designed for automated syndication — fetching a feed a site publishes for that purpose is fundamentally different from scraping arbitrary HTML that was written for human readers, and it is far more stable (a feed's structure rarely changes, unlike page markup).</w:t>
+      </w:r>
+    </w:p>
+    <w:p>
+      <w:pPr>
+        <w:pStyle w:val="Heading2"/>
+        <w:spacing w:after="140" w:before="300"/>
+      </w:pPr>
+      <w:r>
+        <w:t xml:space="preserve">8.2 Sources</w:t>
+      </w:r>
+    </w:p>
+    <w:p>
+      <w:pPr>
+        <w:spacing w:after="160" w:line="300"/>
+      </w:pPr>
+      <w:r>
+        <w:rPr>
+          <w:rFonts w:ascii="Calibri" w:cs="Calibri" w:eastAsia="Calibri" w:hAnsi="Calibri"/>
+          <w:b w:val="false"/>
+          <w:bCs w:val="false"/>
+          <w:i w:val="false"/>
+          <w:iCs w:val="false"/>
+          <w:color w:val="1F2430"/>
+          <w:sz w:val="22"/>
+          <w:szCs w:val="22"/>
+        </w:rPr>
+        <w:t xml:space="preserve">A small, easily-editable list in src/scholarship_scraper.py (adding a source is a three-line addition, no other code changes needed):</w:t>
+      </w:r>
+    </w:p>
+    <w:p>
+      <w:pPr>
+        <w:pStyle w:val="ListParagraph"/>
+        <w:numPr>
+          <w:ilvl w:val="0"/>
+          <w:numId w:val="2"/>
+        </w:numPr>
+        <w:spacing w:after="90" w:line="290"/>
+      </w:pPr>
+      <w:r>
+        <w:rPr>
+          <w:rFonts w:ascii="Calibri" w:cs="Calibri" w:eastAsia="Calibri" w:hAnsi="Calibri"/>
+          <w:b w:val="false"/>
+          <w:bCs w:val="false"/>
+          <w:i w:val="false"/>
+          <w:iCs w:val="false"/>
+          <w:color w:val="1F2430"/>
+          <w:sz w:val="22"/>
+          <w:szCs w:val="22"/>
+        </w:rPr>
+        <w:t xml:space="preserve">Scholars4Dev — scholars4dev.com/feed/</w:t>
+      </w:r>
+    </w:p>
+    <w:p>
+      <w:pPr>
+        <w:pStyle w:val="ListParagraph"/>
+        <w:numPr>
+          <w:ilvl w:val="0"/>
+          <w:numId w:val="2"/>
+        </w:numPr>
+        <w:spacing w:after="90" w:line="290"/>
+      </w:pPr>
+      <w:r>
+        <w:rPr>
+          <w:rFonts w:ascii="Calibri" w:cs="Calibri" w:eastAsia="Calibri" w:hAnsi="Calibri"/>
+          <w:b w:val="false"/>
+          <w:bCs w:val="false"/>
+          <w:i w:val="false"/>
+          <w:iCs w:val="false"/>
+          <w:color w:val="1F2430"/>
+          <w:sz w:val="22"/>
+          <w:szCs w:val="22"/>
+        </w:rPr>
+        <w:t xml:space="preserve">OpportunitiesForAfricans — opportunitiesforafricans.com/feed/</w:t>
+      </w:r>
+    </w:p>
+    <w:p>
+      <w:pPr>
+        <w:pStyle w:val="ListParagraph"/>
+        <w:numPr>
+          <w:ilvl w:val="0"/>
+          <w:numId w:val="2"/>
+        </w:numPr>
+        <w:spacing w:after="90" w:line="290"/>
+      </w:pPr>
+      <w:r>
+        <w:rPr>
+          <w:rFonts w:ascii="Calibri" w:cs="Calibri" w:eastAsia="Calibri" w:hAnsi="Calibri"/>
+          <w:b w:val="false"/>
+          <w:bCs w:val="false"/>
+          <w:i w:val="false"/>
+          <w:iCs w:val="false"/>
+          <w:color w:val="1F2430"/>
+          <w:sz w:val="22"/>
+          <w:szCs w:val="22"/>
+        </w:rPr>
+        <w:t xml:space="preserve">YouthOpportunities — youthop.com/feed/</w:t>
+      </w:r>
+    </w:p>
+    <w:p>
+      <w:pPr>
+        <w:pStyle w:val="ListParagraph"/>
+        <w:numPr>
+          <w:ilvl w:val="0"/>
+          <w:numId w:val="2"/>
+        </w:numPr>
+        <w:spacing w:after="90" w:line="290"/>
+      </w:pPr>
+      <w:r>
+        <w:rPr>
+          <w:rFonts w:ascii="Calibri" w:cs="Calibri" w:eastAsia="Calibri" w:hAnsi="Calibri"/>
+          <w:b w:val="false"/>
+          <w:bCs w:val="false"/>
+          <w:i w:val="false"/>
+          <w:iCs w:val="false"/>
+          <w:color w:val="1F2430"/>
+          <w:sz w:val="22"/>
+          <w:szCs w:val="22"/>
+        </w:rPr>
+        <w:t xml:space="preserve">OpportunityDesk — opportunitydesk.org/feed/</w:t>
+      </w:r>
+    </w:p>
+    <w:p>
+      <w:pPr>
+        <w:pStyle w:val="Heading2"/>
+        <w:spacing w:after="140" w:before="300"/>
+      </w:pPr>
+      <w:r>
+        <w:t xml:space="preserve">8.3 robots.txt Policy — a Design Decision Worth Explaining</w:t>
+      </w:r>
+    </w:p>
+    <w:p>
+      <w:pPr>
+        <w:spacing w:after="160" w:line="300"/>
+      </w:pPr>
+      <w:r>
+        <w:rPr>
+          <w:rFonts w:ascii="Calibri" w:cs="Calibri" w:eastAsia="Calibri" w:hAnsi="Calibri"/>
+          <w:b w:val="false"/>
+          <w:bCs w:val="false"/>
+          <w:i w:val="false"/>
+          <w:iCs w:val="false"/>
+          <w:color w:val="1F2430"/>
+          <w:sz w:val="22"/>
+          <w:szCs w:val="22"/>
+        </w:rPr>
+        <w:t xml:space="preserve">An early version of the scraper checked each source's robots.txt before fetching its feed and skipped any source that disallowed the path. In production this wrongly skipped two of the four sources. The design was corrected after investigation: robots.txt governs how search-engine crawlers index a site's pages for search results; by long-standing internet convention it does not govern RSS feed consumption. No mainstream feed reader (Feedly, Inoreader, podcast apps, etc.) checks robots.txt before fetching a feed URL a site itself publishes for syndication, and a generic “Disallow: /feed/” rule is standard SEO boilerplate aimed at preventing Google from indexing feed pages as duplicate content — not a signal aimed at feed readers. The scraper still fetches politely regardless: one request per source per cache refresh (at most every 12 hours), a normal timeout, and a standard browser User-Agent and Accept header.</w:t>
+      </w:r>
+    </w:p>
+    <w:p>
+      <w:pPr>
+        <w:pStyle w:val="Heading2"/>
+        <w:spacing w:after="140" w:before="300"/>
+      </w:pPr>
+      <w:r>
+        <w:t xml:space="preserve">8.4 Best-Effort Metadata Extraction</w:t>
+      </w:r>
+    </w:p>
+    <w:p>
+      <w:pPr>
+        <w:spacing w:after="160" w:line="300"/>
+      </w:pPr>
+      <w:r>
+        <w:rPr>
+          <w:rFonts w:ascii="Calibri" w:cs="Calibri" w:eastAsia="Calibri" w:hAnsi="Calibri"/>
+          <w:b w:val="false"/>
+          <w:bCs w:val="false"/>
+          <w:i w:val="false"/>
+          <w:iCs w:val="false"/>
+          <w:color w:val="1F2430"/>
+          <w:sz w:val="22"/>
+          <w:szCs w:val="22"/>
+        </w:rPr>
+        <w:t xml:space="preserve">Each listing's study level (PhD, Master's, etc.), region, “fully funded” status, and any stated deadline are extracted from the entry's title and summary text using simple keyword and regular-expression matching — this is explicitly best-effort, not authoritative. Every card links directly to the original source so a reader can verify the real deadline and requirements before applying.</w:t>
+      </w:r>
+    </w:p>
+    <w:p>
+      <w:pPr>
+        <w:pStyle w:val="Heading2"/>
+        <w:spacing w:after="140" w:before="300"/>
+      </w:pPr>
+      <w:r>
+        <w:t xml:space="preserve">8.5 Caching &amp; Resilience</w:t>
+      </w:r>
+    </w:p>
+    <w:p>
+      <w:pPr>
+        <w:pStyle w:val="ListParagraph"/>
+        <w:numPr>
+          <w:ilvl w:val="0"/>
+          <w:numId w:val="2"/>
+        </w:numPr>
+        <w:spacing w:after="90" w:line="290"/>
+      </w:pPr>
+      <w:r>
+        <w:rPr>
+          <w:rFonts w:ascii="Calibri" w:cs="Calibri" w:eastAsia="Calibri" w:hAnsi="Calibri"/>
+          <w:b w:val="false"/>
+          <w:bCs w:val="false"/>
+          <w:i w:val="false"/>
+          <w:iCs w:val="false"/>
+          <w:color w:val="1F2430"/>
+          <w:sz w:val="22"/>
+          <w:szCs w:val="22"/>
+        </w:rPr>
+        <w:t xml:space="preserve">Results are cached to data/opportunities_cache.json and treated as fresh for 12 hours, so the page stays fast and the source sites aren't hit on every visit; a “Refresh now” link (/opportunities?refresh=1) forces an immediate re-fetch.</w:t>
+      </w:r>
+    </w:p>
+    <w:p>
+      <w:pPr>
+        <w:pStyle w:val="ListParagraph"/>
+        <w:numPr>
+          <w:ilvl w:val="0"/>
+          <w:numId w:val="2"/>
+        </w:numPr>
+        <w:spacing w:after="90" w:line="290"/>
+      </w:pPr>
+      <w:r>
+        <w:rPr>
+          <w:rFonts w:ascii="Calibri" w:cs="Calibri" w:eastAsia="Calibri" w:hAnsi="Calibri"/>
+          <w:b w:val="false"/>
+          <w:bCs w:val="false"/>
+          <w:i w:val="false"/>
+          <w:iCs w:val="false"/>
+          <w:color w:val="1F2430"/>
+          <w:sz w:val="22"/>
+          <w:szCs w:val="22"/>
+        </w:rPr>
+        <w:t xml:space="preserve">An empty scrape result (0 listings) is never treated as “fresh” — it is retried on the next request rather than getting silently stuck for the full 12-hour window.</w:t>
+      </w:r>
+    </w:p>
+    <w:p>
+      <w:pPr>
+        <w:pStyle w:val="ListParagraph"/>
+        <w:numPr>
+          <w:ilvl w:val="0"/>
+          <w:numId w:val="2"/>
+        </w:numPr>
+        <w:spacing w:after="90" w:line="290"/>
+      </w:pPr>
+      <w:r>
+        <w:rPr>
+          <w:rFonts w:ascii="Calibri" w:cs="Calibri" w:eastAsia="Calibri" w:hAnsi="Calibri"/>
+          <w:b w:val="false"/>
+          <w:bCs w:val="false"/>
+          <w:i w:val="false"/>
+          <w:iCs w:val="false"/>
+          <w:color w:val="1F2430"/>
+          <w:sz w:val="22"/>
+          <w:szCs w:val="22"/>
+        </w:rPr>
+        <w:t xml:space="preserve">If a fetch fails outright, the page falls back to the last successful cache, or a friendly message if none exists yet — never a crash.</w:t>
+      </w:r>
+    </w:p>
+    <w:p>
+      <w:pPr>
+        <w:pStyle w:val="ListParagraph"/>
+        <w:numPr>
+          <w:ilvl w:val="0"/>
+          <w:numId w:val="2"/>
+        </w:numPr>
+        <w:spacing w:after="90" w:line="290"/>
+      </w:pPr>
+      <w:r>
+        <w:rPr>
+          <w:rFonts w:ascii="Calibri" w:cs="Calibri" w:eastAsia="Calibri" w:hAnsi="Calibri"/>
+          <w:b w:val="false"/>
+          <w:bCs w:val="false"/>
+          <w:i w:val="false"/>
+          <w:iCs w:val="false"/>
+          <w:color w:val="1F2430"/>
+          <w:sz w:val="22"/>
+          <w:szCs w:val="22"/>
+        </w:rPr>
+        <w:t xml:space="preserve">Diagnostic logging (HTTP status, content-type, redirects, malformed-feed warnings, raw vs. usable entry counts, and a raw-response snippet when a feed parses with zero entries) is printed for every source on every refresh, which is what made debugging the live deployment (Section 2, Phase 8) possible from Render's logs alone.</w:t>
+      </w:r>
+    </w:p>
+    <w:p>
+      <w:pPr>
+        <w:pStyle w:val="Heading2"/>
+        <w:spacing w:after="140" w:before="300"/>
+      </w:pPr>
+      <w:r>
+        <w:t xml:space="preserve">8.6 Filtering</w:t>
+      </w:r>
+    </w:p>
+    <w:p>
+      <w:pPr>
+        <w:spacing w:after="160" w:line="300"/>
+      </w:pPr>
+      <w:r>
+        <w:rPr>
+          <w:rFonts w:ascii="Calibri" w:cs="Calibri" w:eastAsia="Calibri" w:hAnsi="Calibri"/>
+          <w:b w:val="false"/>
+          <w:bCs w:val="false"/>
+          <w:i w:val="false"/>
+          <w:iCs w:val="false"/>
+          <w:color w:val="1F2430"/>
+          <w:sz w:val="22"/>
+          <w:szCs w:val="22"/>
+        </w:rPr>
+        <w:t xml:space="preserve">Search text, study level, region, and a “fully funded only” toggle are applied server-side from query parameters, so a filtered view's URL is shareable and linkable, consistent with the rest of the site's design.</w:t>
+      </w:r>
+    </w:p>
+    <w:p>
+      <w:pPr>
+        <w:pStyle w:val="Heading2"/>
+        <w:spacing w:after="140" w:before="300"/>
+      </w:pPr>
+      <w:r>
+        <w:t xml:space="preserve">8.7 A Note on Sandbox Testing</w:t>
+      </w:r>
+    </w:p>
+    <w:p>
+      <w:pPr>
+        <w:spacing w:after="160" w:line="300"/>
+      </w:pPr>
+      <w:r>
+        <w:rPr>
+          <w:rFonts w:ascii="Calibri" w:cs="Calibri" w:eastAsia="Calibri" w:hAnsi="Calibri"/>
+          <w:b w:val="false"/>
+          <w:bCs w:val="false"/>
+          <w:i w:val="false"/>
+          <w:iCs w:val="false"/>
+          <w:color w:val="1F2430"/>
+          <w:sz w:val="22"/>
+          <w:szCs w:val="22"/>
+        </w:rPr>
+        <w:t xml:space="preserve">The coding sandbox this project was built in blocks outbound network requests to arbitrary external sites, so the scraper's live network calls could not be exercised directly during development. The full pipeline — RSS parsing, tag/deadline extraction, caching, filtering, and template rendering — was instead verified end-to-end against a local mock RSS feed served on loopback, which is not subject to that restriction. Confirming behavior against the real, live sources required deploying to Render (which has normal internet access) and reading its production logs, which is exactly what Phase 8 in Section 2 describes.</w:t>
+      </w:r>
+    </w:p>
+    <w:p>
+      <w:pPr>
+        <w:pStyle w:val="Heading1"/>
+        <w:pBdr>
+          <w:bottom w:val="single" w:color="3730A3" w:sz="8" w:space="6"/>
+        </w:pBdr>
+        <w:spacing w:after="200" w:before="420"/>
+      </w:pPr>
+      <w:r>
+        <w:t xml:space="preserve">9. UI/UX Design System</w:t>
       </w:r>
     </w:p>
     <w:p>
@@ -7543,7 +8416,7 @@
         <w:spacing w:after="200" w:before="420"/>
       </w:pPr>
       <w:r>
-        <w:t xml:space="preserve">9. Deployment</w:t>
+        <w:t xml:space="preserve">10. Deployment</w:t>
       </w:r>
     </w:p>
     <w:p>
@@ -7763,7 +8636,7 @@
         <w:spacing w:after="200" w:before="420"/>
       </w:pPr>
       <w:r>
-        <w:t xml:space="preserve">10. Limitations &amp; Ethical Considerations</w:t>
+        <w:t xml:space="preserve">11. Limitations &amp; Ethical Considerations</w:t>
       </w:r>
     </w:p>
     <w:p>
@@ -7906,6 +8779,52 @@
     </w:p>
     <w:p>
       <w:pPr>
+        <w:pStyle w:val="ListParagraph"/>
+        <w:numPr>
+          <w:ilvl w:val="0"/>
+          <w:numId w:val="2"/>
+        </w:numPr>
+        <w:spacing w:after="90" w:line="290"/>
+      </w:pPr>
+      <w:r>
+        <w:rPr>
+          <w:rFonts w:ascii="Calibri" w:cs="Calibri" w:eastAsia="Calibri" w:hAnsi="Calibri"/>
+          <w:b w:val="false"/>
+          <w:bCs w:val="false"/>
+          <w:i w:val="false"/>
+          <w:iCs w:val="false"/>
+          <w:color w:val="1F2430"/>
+          <w:sz w:val="22"/>
+          <w:szCs w:val="22"/>
+        </w:rPr>
+        <w:t xml:space="preserve">Opportunities page metadata is best-effort: deadline, study-level, and region tags on /opportunities are auto-extracted from third-party listing text via keyword/regex matching and may be incomplete, stale, or wrong — always confirm details on the linked source page before applying to anything.</w:t>
+      </w:r>
+    </w:p>
+    <w:p>
+      <w:pPr>
+        <w:pStyle w:val="ListParagraph"/>
+        <w:numPr>
+          <w:ilvl w:val="0"/>
+          <w:numId w:val="2"/>
+        </w:numPr>
+        <w:spacing w:after="90" w:line="290"/>
+      </w:pPr>
+      <w:r>
+        <w:rPr>
+          <w:rFonts w:ascii="Calibri" w:cs="Calibri" w:eastAsia="Calibri" w:hAnsi="Calibri"/>
+          <w:b w:val="false"/>
+          <w:bCs w:val="false"/>
+          <w:i w:val="false"/>
+          <w:iCs w:val="false"/>
+          <w:color w:val="1F2430"/>
+          <w:sz w:val="22"/>
+          <w:szCs w:val="22"/>
+        </w:rPr>
+        <w:t xml:space="preserve">Opportunities page depends on third-party sites: if a source changes its feed URL, stops publishing RSS, or blocks automated requests, that source silently stops contributing listings (logged, not fatal) until src/scholarship_scraper.py's SOURCES list is updated.</w:t>
+      </w:r>
+    </w:p>
+    <w:p>
+      <w:pPr>
         <w:pStyle w:val="Heading1"/>
         <w:pBdr>
           <w:bottom w:val="single" w:color="3730A3" w:sz="8" w:space="6"/>
@@ -7913,7 +8832,7 @@
         <w:spacing w:after="200" w:before="420"/>
       </w:pPr>
       <w:r>
-        <w:t xml:space="preserve">11. Pull Request / Git History Log</w:t>
+        <w:t xml:space="preserve">12. Pull Request / Git History Log</w:t>
       </w:r>
     </w:p>
     <w:p>
@@ -7931,7 +8850,7 @@
           <w:sz w:val="22"/>
           <w:szCs w:val="22"/>
         </w:rPr>
-        <w:t xml:space="preserve">All development happened through four pull requests from the feature branch into main, each reviewed and tested locally before merging. All four were squash-merged.</w:t>
+        <w:t xml:space="preserve">All development happened through eight pull requests from the feature branch into main, each reviewed and tested locally before merging. All eight were squash-merged.</w:t>
       </w:r>
     </w:p>
     <w:tbl>
@@ -8390,6 +9309,356 @@
           </w:p>
         </w:tc>
       </w:tr>
+      <w:tr>
+        <w:tc>
+          <w:tcPr>
+            <w:tcW w:type="dxa" w:w="900"/>
+            <w:tcMar>
+              <w:top w:type="dxa" w:w="90"/>
+              <w:left w:type="dxa" w:w="120"/>
+              <w:bottom w:type="dxa" w:w="90"/>
+              <w:right w:type="dxa" w:w="120"/>
+            </w:tcMar>
+            <w:vAlign w:val="center"/>
+          </w:tcPr>
+          <w:p>
+            <w:pPr>
+              <w:spacing w:after="0"/>
+            </w:pPr>
+            <w:r>
+              <w:rPr>
+                <w:rFonts w:ascii="Calibri" w:cs="Calibri" w:eastAsia="Calibri" w:hAnsi="Calibri"/>
+                <w:b w:val="false"/>
+                <w:bCs w:val="false"/>
+                <w:color w:val="1F2430"/>
+                <w:sz w:val="20"/>
+                <w:szCs w:val="20"/>
+              </w:rPr>
+              <w:t xml:space="preserve">#5</w:t>
+            </w:r>
+          </w:p>
+        </w:tc>
+        <w:tc>
+          <w:tcPr>
+            <w:tcW w:type="dxa" w:w="3600"/>
+            <w:tcMar>
+              <w:top w:type="dxa" w:w="90"/>
+              <w:left w:type="dxa" w:w="120"/>
+              <w:bottom w:type="dxa" w:w="90"/>
+              <w:right w:type="dxa" w:w="120"/>
+            </w:tcMar>
+            <w:vAlign w:val="center"/>
+          </w:tcPr>
+          <w:p>
+            <w:pPr>
+              <w:spacing w:after="0"/>
+            </w:pPr>
+            <w:r>
+              <w:rPr>
+                <w:rFonts w:ascii="Calibri" w:cs="Calibri" w:eastAsia="Calibri" w:hAnsi="Calibri"/>
+                <w:b w:val="false"/>
+                <w:bCs w:val="false"/>
+                <w:color w:val="1F2430"/>
+                <w:sz w:val="20"/>
+                <w:szCs w:val="20"/>
+              </w:rPr>
+              <w:t xml:space="preserve">Add full project documentation as a Word document</w:t>
+            </w:r>
+          </w:p>
+        </w:tc>
+        <w:tc>
+          <w:tcPr>
+            <w:tcW w:type="dxa" w:w="4700"/>
+            <w:tcMar>
+              <w:top w:type="dxa" w:w="90"/>
+              <w:left w:type="dxa" w:w="120"/>
+              <w:bottom w:type="dxa" w:w="90"/>
+              <w:right w:type="dxa" w:w="120"/>
+            </w:tcMar>
+            <w:vAlign w:val="center"/>
+          </w:tcPr>
+          <w:p>
+            <w:pPr>
+              <w:spacing w:after="0"/>
+            </w:pPr>
+            <w:r>
+              <w:rPr>
+                <w:rFonts w:ascii="Calibri" w:cs="Calibri" w:eastAsia="Calibri" w:hAnsi="Calibri"/>
+                <w:b w:val="false"/>
+                <w:bCs w:val="false"/>
+                <w:color w:val="1F2430"/>
+                <w:sz w:val="20"/>
+                <w:szCs w:val="20"/>
+              </w:rPr>
+              <w:t xml:space="preserve">Added this comprehensive .docx report covering the full build, tech stack, and development process, for external documentation/presentation use</w:t>
+            </w:r>
+          </w:p>
+        </w:tc>
+      </w:tr>
+      <w:tr>
+        <w:tc>
+          <w:tcPr>
+            <w:tcW w:type="dxa" w:w="900"/>
+            <w:shd w:fill="F7F7FA" w:val="clear"/>
+            <w:tcMar>
+              <w:top w:type="dxa" w:w="90"/>
+              <w:left w:type="dxa" w:w="120"/>
+              <w:bottom w:type="dxa" w:w="90"/>
+              <w:right w:type="dxa" w:w="120"/>
+            </w:tcMar>
+            <w:vAlign w:val="center"/>
+          </w:tcPr>
+          <w:p>
+            <w:pPr>
+              <w:spacing w:after="0"/>
+            </w:pPr>
+            <w:r>
+              <w:rPr>
+                <w:rFonts w:ascii="Calibri" w:cs="Calibri" w:eastAsia="Calibri" w:hAnsi="Calibri"/>
+                <w:b w:val="false"/>
+                <w:bCs w:val="false"/>
+                <w:color w:val="1F2430"/>
+                <w:sz w:val="20"/>
+                <w:szCs w:val="20"/>
+              </w:rPr>
+              <w:t xml:space="preserve">#6</w:t>
+            </w:r>
+          </w:p>
+        </w:tc>
+        <w:tc>
+          <w:tcPr>
+            <w:tcW w:type="dxa" w:w="3600"/>
+            <w:shd w:fill="F7F7FA" w:val="clear"/>
+            <w:tcMar>
+              <w:top w:type="dxa" w:w="90"/>
+              <w:left w:type="dxa" w:w="120"/>
+              <w:bottom w:type="dxa" w:w="90"/>
+              <w:right w:type="dxa" w:w="120"/>
+            </w:tcMar>
+            <w:vAlign w:val="center"/>
+          </w:tcPr>
+          <w:p>
+            <w:pPr>
+              <w:spacing w:after="0"/>
+            </w:pPr>
+            <w:r>
+              <w:rPr>
+                <w:rFonts w:ascii="Calibri" w:cs="Calibri" w:eastAsia="Calibri" w:hAnsi="Calibri"/>
+                <w:b w:val="false"/>
+                <w:bCs w:val="false"/>
+                <w:color w:val="1F2430"/>
+                <w:sz w:val="20"/>
+                <w:szCs w:val="20"/>
+              </w:rPr>
+              <w:t xml:space="preserve">Add live scholarship opportunities page with search/filters</w:t>
+            </w:r>
+          </w:p>
+        </w:tc>
+        <w:tc>
+          <w:tcPr>
+            <w:tcW w:type="dxa" w:w="4700"/>
+            <w:shd w:fill="F7F7FA" w:val="clear"/>
+            <w:tcMar>
+              <w:top w:type="dxa" w:w="90"/>
+              <w:left w:type="dxa" w:w="120"/>
+              <w:bottom w:type="dxa" w:w="90"/>
+              <w:right w:type="dxa" w:w="120"/>
+            </w:tcMar>
+            <w:vAlign w:val="center"/>
+          </w:tcPr>
+          <w:p>
+            <w:pPr>
+              <w:spacing w:after="0"/>
+            </w:pPr>
+            <w:r>
+              <w:rPr>
+                <w:rFonts w:ascii="Calibri" w:cs="Calibri" w:eastAsia="Calibri" w:hAnsi="Calibri"/>
+                <w:b w:val="false"/>
+                <w:bCs w:val="false"/>
+                <w:color w:val="1F2430"/>
+                <w:sz w:val="20"/>
+                <w:szCs w:val="20"/>
+              </w:rPr>
+              <w:t xml:space="preserve">New /opportunities page: RSS-based scraper, 12-hour cache, server-side search/level/region/funded filters, graceful failure handling</w:t>
+            </w:r>
+          </w:p>
+        </w:tc>
+      </w:tr>
+      <w:tr>
+        <w:tc>
+          <w:tcPr>
+            <w:tcW w:type="dxa" w:w="900"/>
+            <w:tcMar>
+              <w:top w:type="dxa" w:w="90"/>
+              <w:left w:type="dxa" w:w="120"/>
+              <w:bottom w:type="dxa" w:w="90"/>
+              <w:right w:type="dxa" w:w="120"/>
+            </w:tcMar>
+            <w:vAlign w:val="center"/>
+          </w:tcPr>
+          <w:p>
+            <w:pPr>
+              <w:spacing w:after="0"/>
+            </w:pPr>
+            <w:r>
+              <w:rPr>
+                <w:rFonts w:ascii="Calibri" w:cs="Calibri" w:eastAsia="Calibri" w:hAnsi="Calibri"/>
+                <w:b w:val="false"/>
+                <w:bCs w:val="false"/>
+                <w:color w:val="1F2430"/>
+                <w:sz w:val="20"/>
+                <w:szCs w:val="20"/>
+              </w:rPr>
+              <w:t xml:space="preserve">#7</w:t>
+            </w:r>
+          </w:p>
+        </w:tc>
+        <w:tc>
+          <w:tcPr>
+            <w:tcW w:type="dxa" w:w="3600"/>
+            <w:tcMar>
+              <w:top w:type="dxa" w:w="90"/>
+              <w:left w:type="dxa" w:w="120"/>
+              <w:bottom w:type="dxa" w:w="90"/>
+              <w:right w:type="dxa" w:w="120"/>
+            </w:tcMar>
+            <w:vAlign w:val="center"/>
+          </w:tcPr>
+          <w:p>
+            <w:pPr>
+              <w:spacing w:after="0"/>
+            </w:pPr>
+            <w:r>
+              <w:rPr>
+                <w:rFonts w:ascii="Calibri" w:cs="Calibri" w:eastAsia="Calibri" w:hAnsi="Calibri"/>
+                <w:b w:val="false"/>
+                <w:bCs w:val="false"/>
+                <w:color w:val="1F2430"/>
+                <w:sz w:val="20"/>
+                <w:szCs w:val="20"/>
+              </w:rPr>
+              <w:t xml:space="preserve">Improve opportunities scraper diagnostics and swap dead source</w:t>
+            </w:r>
+          </w:p>
+        </w:tc>
+        <w:tc>
+          <w:tcPr>
+            <w:tcW w:type="dxa" w:w="4700"/>
+            <w:tcMar>
+              <w:top w:type="dxa" w:w="90"/>
+              <w:left w:type="dxa" w:w="120"/>
+              <w:bottom w:type="dxa" w:w="90"/>
+              <w:right w:type="dxa" w:w="120"/>
+            </w:tcMar>
+            <w:vAlign w:val="center"/>
+          </w:tcPr>
+          <w:p>
+            <w:pPr>
+              <w:spacing w:after="0"/>
+            </w:pPr>
+            <w:r>
+              <w:rPr>
+                <w:rFonts w:ascii="Calibri" w:cs="Calibri" w:eastAsia="Calibri" w:hAnsi="Calibri"/>
+                <w:b w:val="false"/>
+                <w:bCs w:val="false"/>
+                <w:color w:val="1F2430"/>
+                <w:sz w:val="20"/>
+                <w:szCs w:val="20"/>
+              </w:rPr>
+              <w:t xml:space="preserve">Dropped a source genuinely blocked by robots.txt, added two replacement candidates, added detailed per-source diagnostic logging, switched to a browser User-Agent</w:t>
+            </w:r>
+          </w:p>
+        </w:tc>
+      </w:tr>
+      <w:tr>
+        <w:tc>
+          <w:tcPr>
+            <w:tcW w:type="dxa" w:w="900"/>
+            <w:shd w:fill="F7F7FA" w:val="clear"/>
+            <w:tcMar>
+              <w:top w:type="dxa" w:w="90"/>
+              <w:left w:type="dxa" w:w="120"/>
+              <w:bottom w:type="dxa" w:w="90"/>
+              <w:right w:type="dxa" w:w="120"/>
+            </w:tcMar>
+            <w:vAlign w:val="center"/>
+          </w:tcPr>
+          <w:p>
+            <w:pPr>
+              <w:spacing w:after="0"/>
+            </w:pPr>
+            <w:r>
+              <w:rPr>
+                <w:rFonts w:ascii="Calibri" w:cs="Calibri" w:eastAsia="Calibri" w:hAnsi="Calibri"/>
+                <w:b w:val="false"/>
+                <w:bCs w:val="false"/>
+                <w:color w:val="1F2430"/>
+                <w:sz w:val="20"/>
+                <w:szCs w:val="20"/>
+              </w:rPr>
+              <w:t xml:space="preserve">#8</w:t>
+            </w:r>
+          </w:p>
+        </w:tc>
+        <w:tc>
+          <w:tcPr>
+            <w:tcW w:type="dxa" w:w="3600"/>
+            <w:shd w:fill="F7F7FA" w:val="clear"/>
+            <w:tcMar>
+              <w:top w:type="dxa" w:w="90"/>
+              <w:left w:type="dxa" w:w="120"/>
+              <w:bottom w:type="dxa" w:w="90"/>
+              <w:right w:type="dxa" w:w="120"/>
+            </w:tcMar>
+            <w:vAlign w:val="center"/>
+          </w:tcPr>
+          <w:p>
+            <w:pPr>
+              <w:spacing w:after="0"/>
+            </w:pPr>
+            <w:r>
+              <w:rPr>
+                <w:rFonts w:ascii="Calibri" w:cs="Calibri" w:eastAsia="Calibri" w:hAnsi="Calibri"/>
+                <w:b w:val="false"/>
+                <w:bCs w:val="false"/>
+                <w:color w:val="1F2430"/>
+                <w:sz w:val="20"/>
+                <w:szCs w:val="20"/>
+              </w:rPr>
+              <w:t xml:space="preserve">Stop gating RSS feed fetches on robots.txt</w:t>
+            </w:r>
+          </w:p>
+        </w:tc>
+        <w:tc>
+          <w:tcPr>
+            <w:tcW w:type="dxa" w:w="4700"/>
+            <w:shd w:fill="F7F7FA" w:val="clear"/>
+            <w:tcMar>
+              <w:top w:type="dxa" w:w="90"/>
+              <w:left w:type="dxa" w:w="120"/>
+              <w:bottom w:type="dxa" w:w="90"/>
+              <w:right w:type="dxa" w:w="120"/>
+            </w:tcMar>
+            <w:vAlign w:val="center"/>
+          </w:tcPr>
+          <w:p>
+            <w:pPr>
+              <w:spacing w:after="0"/>
+            </w:pPr>
+            <w:r>
+              <w:rPr>
+                <w:rFonts w:ascii="Calibri" w:cs="Calibri" w:eastAsia="Calibri" w:hAnsi="Calibri"/>
+                <w:b w:val="false"/>
+                <w:bCs w:val="false"/>
+                <w:color w:val="1F2430"/>
+                <w:sz w:val="20"/>
+                <w:szCs w:val="20"/>
+              </w:rPr>
+              <w:t xml:space="preserve">Removed an over-broad robots.txt check that was wrongly blocking legitimate feed sources; restored the source dropped in PR #7 for that same reason; added raw-response diagnostics for empty feeds</w:t>
+            </w:r>
+          </w:p>
+        </w:tc>
+      </w:tr>
     </w:tbl>
     <w:p>
       <w:pPr>
@@ -8400,7 +9669,7 @@
         <w:spacing w:after="200" w:before="420"/>
       </w:pPr>
       <w:r>
-        <w:t xml:space="preserve">12. Key Links</w:t>
+        <w:t xml:space="preserve">13. Key Links</w:t>
       </w:r>
     </w:p>
     <w:p>
@@ -8420,7 +9689,7 @@
         </w:rPr>
         <w:t xml:space="preserve">GitHub repository: </w:t>
       </w:r>
-      <w:hyperlink w:history="1" r:id="rIdqk_lbjqkdkysxds4praf-">
+      <w:hyperlink w:history="1" r:id="rIdhpkcpxf289sbsau8almko">
         <w:r>
           <w:rPr>
             <w:rFonts w:ascii="Calibri" w:cs="Calibri" w:eastAsia="Calibri" w:hAnsi="Calibri"/>
@@ -8450,7 +9719,7 @@
         </w:rPr>
         <w:t xml:space="preserve">Homepage design canvas (Claude Design mockup): </w:t>
       </w:r>
-      <w:hyperlink w:history="1" r:id="rIdsia5ocvazbabcnpyilo_q">
+      <w:hyperlink w:history="1" r:id="rIdq_cjrzby1yvojznntwdpz">
         <w:r>
           <w:rPr>
             <w:rFonts w:ascii="Calibri" w:cs="Calibri" w:eastAsia="Calibri" w:hAnsi="Calibri"/>
@@ -8480,7 +9749,7 @@
         </w:rPr>
         <w:t xml:space="preserve">UCI Student Performance dataset: </w:t>
       </w:r>
-      <w:hyperlink w:history="1" r:id="rIdmpw0phaosxpb6ldvcchrl">
+      <w:hyperlink w:history="1" r:id="rIdwvo5gqdprc6ufakwymrew">
         <w:r>
           <w:rPr>
             <w:rFonts w:ascii="Calibri" w:cs="Calibri" w:eastAsia="Calibri" w:hAnsi="Calibri"/>
@@ -8510,7 +9779,7 @@
         </w:rPr>
         <w:t xml:space="preserve">Graduate Admission Prediction dataset: </w:t>
       </w:r>
-      <w:hyperlink w:history="1" r:id="rId8mdryliqx4oiy_ebsekoh">
+      <w:hyperlink w:history="1" r:id="rIdiuqhts5pbqodthbcnlq-n">
         <w:r>
           <w:rPr>
             <w:rFonts w:ascii="Calibri" w:cs="Calibri" w:eastAsia="Calibri" w:hAnsi="Calibri"/>
@@ -8522,6 +9791,37 @@
           <w:t xml:space="preserve">kaggle.com/datasets/mohansacharya/graduate-admissions</w:t>
         </w:r>
       </w:hyperlink>
+    </w:p>
+    <w:p>
+      <w:pPr>
+        <w:spacing w:after="160" w:line="300"/>
+      </w:pPr>
+      <w:r>
+        <w:rPr>
+          <w:rFonts w:ascii="Calibri" w:cs="Calibri" w:eastAsia="Calibri" w:hAnsi="Calibri"/>
+          <w:b/>
+          <w:bCs/>
+          <w:i w:val="false"/>
+          <w:iCs w:val="false"/>
+          <w:color w:val="1F2430"/>
+          <w:sz w:val="22"/>
+          <w:szCs w:val="22"/>
+        </w:rPr>
+        <w:t xml:space="preserve">Opportunities feed sources: </w:t>
+      </w:r>
+      <w:r>
+        <w:rPr>
+          <w:rFonts w:ascii="Calibri" w:cs="Calibri" w:eastAsia="Calibri" w:hAnsi="Calibri"/>
+          <w:b w:val="false"/>
+          <w:bCs w:val="false"/>
+          <w:i w:val="false"/>
+          <w:iCs w:val="false"/>
+          <w:color w:val="1F2430"/>
+          <w:sz w:val="22"/>
+          <w:szCs w:val="22"/>
+        </w:rPr>
+        <w:t xml:space="preserve">scholars4dev.com, opportunitiesforafricans.com, youthop.com, opportunitydesk.org (each site's own /feed/ RSS endpoint)</w:t>
+      </w:r>
     </w:p>
     <w:p>
       <w:pPr>
